--- a/fuentes/92130093_CF02_CFA.docx
+++ b/fuentes/92130093_CF02_CFA.docx
@@ -205,7 +205,7 @@
               </wp:anchor>
             </w:drawing>
           </mc:Choice>
-          <mc:Fallback xmlns:w16sdtfl="http://schemas.microsoft.com/office/word/2024/wordml/sdtformatlock" xmlns:w16du="http://schemas.microsoft.com/office/word/2023/wordml/word16du" xmlns:oel="http://schemas.microsoft.com/office/2019/extlst">
+          <mc:Fallback xmlns:oel="http://schemas.microsoft.com/office/2019/extlst" xmlns:w16du="http://schemas.microsoft.com/office/word/2023/wordml/word16du" xmlns:w16sdtfl="http://schemas.microsoft.com/office/word/2024/wordml/sdtformatlock">
             <w:pict>
               <v:rect w14:anchorId="4C256C62" id="Rectángulo 3" o:spid="_x0000_s1026" alt="&quot;&quot;" style="position:absolute;margin-left:-55.95pt;margin-top:26.4pt;width:613.85pt;height:164.25pt;z-index:-251655168;visibility:visible;mso-wrap-style:square;mso-height-percent:0;mso-wrap-distance-left:9pt;mso-wrap-distance-top:0;mso-wrap-distance-right:9pt;mso-wrap-distance-bottom:0;mso-position-horizontal:absolute;mso-position-horizontal-relative:text;mso-position-vertical:absolute;mso-position-vertical-relative:text;mso-height-percent:0;mso-height-relative:margin;v-text-anchor:middle" o:gfxdata="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" fillcolor="#00314d" stroked="f" strokeweight="1pt"/>
             </w:pict>
@@ -13003,12 +13003,12 @@
       <w:r>
         <w:t xml:space="preserve">Codex Alimentarius. (2009). Higiene de los alimentos: Textos básicos (4.ª ed.). Organización de las Naciones Unidas para la Agricultura y la Alimentación y Organización Mundial de la Salud. Recuperado de </w:t>
       </w:r>
-      <w:hyperlink r:id="rId20" w:history="1">
+      <w:hyperlink r:id="rId20" w:tgtFrame="_blank" w:tooltip="https://openknowledge.fao.org/server/api/core/bitstreams/6e28e86b-cf11-466b-b997-6e943b9d6376/content" w:history="1">
         <w:r>
           <w:rPr>
             <w:rStyle w:val="Hipervnculo"/>
           </w:rPr>
-          <w:t>https://www.fao.org/3/a1552s/a1552s00.htm</w:t>
+          <w:t>https://openknowledge.fao.org/server/api/core/bitstreams/6e28e86b-cf11-466b-b997-6e943b9d6376/content</w:t>
         </w:r>
       </w:hyperlink>
     </w:p>
@@ -13041,7 +13041,6 @@
     <w:p/>
     <w:p>
       <w:r>
-        <w:lastRenderedPageBreak/>
         <w:t xml:space="preserve">Ministerio de Salud y Protección Social. (2002). Decreto 60 de 2002. Por el cual se promueve la aplicación del Sistema de Análisis de Peligros y Puntos Críticos de Control (HACCP) en las fábricas de alimentos y se reglamenta el proceso de certificación. Diario Oficial No. 44.698. Recuperado de </w:t>
       </w:r>
       <w:hyperlink r:id="rId23" w:history="1">
@@ -20565,7 +20564,6 @@
   <w:style w:type="character" w:default="1" w:styleId="Fuentedeprrafopredeter">
     <w:name w:val="Default Paragraph Font"/>
     <w:uiPriority w:val="1"/>
-    <w:semiHidden/>
     <w:unhideWhenUsed/>
   </w:style>
   <w:style w:type="table" w:default="1" w:styleId="Tablanormal">
@@ -21817,6 +21815,10 @@
 </file>
 
 <file path=customXml/item1.xml><?xml version="1.0" encoding="utf-8"?>
+<b:Sources xmlns:b="http://schemas.openxmlformats.org/officeDocument/2006/bibliography" xmlns="http://schemas.openxmlformats.org/officeDocument/2006/bibliography" SelectedStyle="\APASixthEditionOfficeOnline.xsl" StyleName="APA" Version="6"/>
+</file>
+
+<file path=customXml/item2.xml><?xml version="1.0" encoding="utf-8"?>
 <?mso-contentType ?>
 <FormTemplates xmlns="http://schemas.microsoft.com/sharepoint/v3/contenttype/forms">
   <Display>DocumentLibraryForm</Display>
@@ -21825,11 +21827,18 @@
 </FormTemplates>
 </file>
 
-<file path=customXml/item2.xml><?xml version="1.0" encoding="utf-8"?>
-<b:Sources xmlns:b="http://schemas.openxmlformats.org/officeDocument/2006/bibliography" xmlns="http://schemas.openxmlformats.org/officeDocument/2006/bibliography" SelectedStyle="\APASixthEditionOfficeOnline.xsl" StyleName="APA" Version="6"/>
+<file path=customXml/item3.xml><?xml version="1.0" encoding="utf-8"?>
+<p:properties xmlns:p="http://schemas.microsoft.com/office/2006/metadata/properties" xmlns:xsi="http://www.w3.org/2001/XMLSchema-instance" xmlns:pc="http://schemas.microsoft.com/office/infopath/2007/PartnerControls">
+  <documentManagement>
+    <TaxCatchAll xmlns="67a0edcd-0de5-43ed-8c27-e32f38a00c91" xsi:nil="true"/>
+    <lcf76f155ced4ddcb4097134ff3c332f xmlns="42760c81-fd8e-4d59-8953-7cdb9f38b14f">
+      <Terms xmlns="http://schemas.microsoft.com/office/infopath/2007/PartnerControls"/>
+    </lcf76f155ced4ddcb4097134ff3c332f>
+  </documentManagement>
+</p:properties>
 </file>
 
-<file path=customXml/item3.xml><?xml version="1.0" encoding="utf-8"?>
+<file path=customXml/item4.xml><?xml version="1.0" encoding="utf-8"?>
 <ct:contentTypeSchema xmlns:ct="http://schemas.microsoft.com/office/2006/metadata/contentType" xmlns:ma="http://schemas.microsoft.com/office/2006/metadata/properties/metaAttributes" ct:_="" ma:_="" ma:contentTypeName="Documento" ma:contentTypeID="0x01010005252A1EF3BD024F856B47B579AB5244" ma:contentTypeVersion="13" ma:contentTypeDescription="Crear nuevo documento." ma:contentTypeScope="" ma:versionID="ddfaac56a287547bce89452cd31c5884">
   <xsd:schema xmlns:xsd="http://www.w3.org/2001/XMLSchema" xmlns:xs="http://www.w3.org/2001/XMLSchema" xmlns:p="http://schemas.microsoft.com/office/2006/metadata/properties" xmlns:ns2="42760c81-fd8e-4d59-8953-7cdb9f38b14f" xmlns:ns3="67a0edcd-0de5-43ed-8c27-e32f38a00c91" targetNamespace="http://schemas.microsoft.com/office/2006/metadata/properties" ma:root="true" ma:fieldsID="5ac878f7c8dbf4633d03f1982e859186" ns2:_="" ns3:_="">
     <xsd:import namespace="42760c81-fd8e-4d59-8953-7cdb9f38b14f"/>
@@ -22036,18 +22045,15 @@
 </ct:contentTypeSchema>
 </file>
 
-<file path=customXml/item4.xml><?xml version="1.0" encoding="utf-8"?>
-<p:properties xmlns:p="http://schemas.microsoft.com/office/2006/metadata/properties" xmlns:xsi="http://www.w3.org/2001/XMLSchema-instance" xmlns:pc="http://schemas.microsoft.com/office/infopath/2007/PartnerControls">
-  <documentManagement>
-    <TaxCatchAll xmlns="67a0edcd-0de5-43ed-8c27-e32f38a00c91" xsi:nil="true"/>
-    <lcf76f155ced4ddcb4097134ff3c332f xmlns="42760c81-fd8e-4d59-8953-7cdb9f38b14f">
-      <Terms xmlns="http://schemas.microsoft.com/office/infopath/2007/PartnerControls"/>
-    </lcf76f155ced4ddcb4097134ff3c332f>
-  </documentManagement>
-</p:properties>
+<file path=customXml/itemProps1.xml><?xml version="1.0" encoding="utf-8"?>
+<ds:datastoreItem xmlns:ds="http://schemas.openxmlformats.org/officeDocument/2006/customXml" ds:itemID="{EAE431FD-7059-4C09-804B-C9D69EB7B213}">
+  <ds:schemaRefs>
+    <ds:schemaRef ds:uri="http://schemas.openxmlformats.org/officeDocument/2006/bibliography"/>
+  </ds:schemaRefs>
+</ds:datastoreItem>
 </file>
 
-<file path=customXml/itemProps1.xml><?xml version="1.0" encoding="utf-8"?>
+<file path=customXml/itemProps2.xml><?xml version="1.0" encoding="utf-8"?>
 <ds:datastoreItem xmlns:ds="http://schemas.openxmlformats.org/officeDocument/2006/customXml" ds:itemID="{10663269-2064-4804-8290-36D4A57F5557}">
   <ds:schemaRefs>
     <ds:schemaRef ds:uri="http://schemas.microsoft.com/sharepoint/v3/contenttype/forms"/>
@@ -22055,15 +22061,18 @@
 </ds:datastoreItem>
 </file>
 
-<file path=customXml/itemProps2.xml><?xml version="1.0" encoding="utf-8"?>
-<ds:datastoreItem xmlns:ds="http://schemas.openxmlformats.org/officeDocument/2006/customXml" ds:itemID="{EAE431FD-7059-4C09-804B-C9D69EB7B213}">
+<file path=customXml/itemProps3.xml><?xml version="1.0" encoding="utf-8"?>
+<ds:datastoreItem xmlns:ds="http://schemas.openxmlformats.org/officeDocument/2006/customXml" ds:itemID="{1279454D-02BE-4A9C-A117-DCD1573E2608}">
   <ds:schemaRefs>
-    <ds:schemaRef ds:uri="http://schemas.openxmlformats.org/officeDocument/2006/bibliography"/>
+    <ds:schemaRef ds:uri="http://schemas.microsoft.com/office/2006/metadata/properties"/>
+    <ds:schemaRef ds:uri="http://schemas.microsoft.com/office/infopath/2007/PartnerControls"/>
+    <ds:schemaRef ds:uri="67a0edcd-0de5-43ed-8c27-e32f38a00c91"/>
+    <ds:schemaRef ds:uri="42760c81-fd8e-4d59-8953-7cdb9f38b14f"/>
   </ds:schemaRefs>
 </ds:datastoreItem>
 </file>
 
-<file path=customXml/itemProps3.xml><?xml version="1.0" encoding="utf-8"?>
+<file path=customXml/itemProps4.xml><?xml version="1.0" encoding="utf-8"?>
 <ds:datastoreItem xmlns:ds="http://schemas.openxmlformats.org/officeDocument/2006/customXml" ds:itemID="{B142E765-D6F0-49DC-8B63-1958D231AF8E}">
   <ds:schemaRefs>
     <ds:schemaRef ds:uri="http://schemas.microsoft.com/office/2006/metadata/contentType"/>
@@ -22080,15 +22089,4 @@
     <ds:schemaRef ds:uri="http://schemas.microsoft.com/internal/obd"/>
   </ds:schemaRefs>
 </ds:datastoreItem>
-</file>
-
-<file path=customXml/itemProps4.xml><?xml version="1.0" encoding="utf-8"?>
-<ds:datastoreItem xmlns:ds="http://schemas.openxmlformats.org/officeDocument/2006/customXml" ds:itemID="{1279454D-02BE-4A9C-A117-DCD1573E2608}">
-  <ds:schemaRefs>
-    <ds:schemaRef ds:uri="http://schemas.microsoft.com/office/2006/metadata/properties"/>
-    <ds:schemaRef ds:uri="http://schemas.microsoft.com/office/infopath/2007/PartnerControls"/>
-    <ds:schemaRef ds:uri="67a0edcd-0de5-43ed-8c27-e32f38a00c91"/>
-    <ds:schemaRef ds:uri="42760c81-fd8e-4d59-8953-7cdb9f38b14f"/>
-  </ds:schemaRefs>
-</ds:datastoreItem>
 </file>
--- a/fuentes/92130093_CF02_CFA.docx
+++ b/fuentes/92130093_CF02_CFA.docx
@@ -205,7 +205,7 @@
               </wp:anchor>
             </w:drawing>
           </mc:Choice>
-          <mc:Fallback xmlns:oel="http://schemas.microsoft.com/office/2019/extlst" xmlns:w16du="http://schemas.microsoft.com/office/word/2023/wordml/word16du" xmlns:w16sdtfl="http://schemas.microsoft.com/office/word/2024/wordml/sdtformatlock">
+          <mc:Fallback xmlns:w16sdtfl="http://schemas.microsoft.com/office/word/2024/wordml/sdtformatlock" xmlns:w16du="http://schemas.microsoft.com/office/word/2023/wordml/word16du" xmlns:oel="http://schemas.microsoft.com/office/2019/extlst">
             <w:pict>
               <v:rect w14:anchorId="4C256C62" id="Rectángulo 3" o:spid="_x0000_s1026" alt="&quot;&quot;" style="position:absolute;margin-left:-55.95pt;margin-top:26.4pt;width:613.85pt;height:164.25pt;z-index:-251655168;visibility:visible;mso-wrap-style:square;mso-height-percent:0;mso-wrap-distance-left:9pt;mso-wrap-distance-top:0;mso-wrap-distance-right:9pt;mso-wrap-distance-bottom:0;mso-position-horizontal:absolute;mso-position-horizontal-relative:text;mso-position-vertical:absolute;mso-position-vertical-relative:text;mso-height-percent:0;mso-height-relative:margin;v-text-anchor:middle" o:gfxdata="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" fillcolor="#00314d" stroked="f" strokeweight="1pt"/>
             </w:pict>
@@ -13003,12 +13003,14 @@
       <w:r>
         <w:t xml:space="preserve">Codex Alimentarius. (2009). Higiene de los alimentos: Textos básicos (4.ª ed.). Organización de las Naciones Unidas para la Agricultura y la Alimentación y Organización Mundial de la Salud. Recuperado de </w:t>
       </w:r>
-      <w:hyperlink r:id="rId20" w:tgtFrame="_blank" w:tooltip="https://openknowledge.fao.org/server/api/core/bitstreams/6e28e86b-cf11-466b-b997-6e943b9d6376/content" w:history="1">
+      <w:hyperlink r:id="rId20" w:tgtFrame="_new" w:history="1">
         <w:r>
           <w:rPr>
             <w:rStyle w:val="Hipervnculo"/>
+            <w:rFonts w:cstheme="minorHAnsi"/>
+            <w:szCs w:val="28"/>
           </w:rPr>
-          <w:t>https://openknowledge.fao.org/server/api/core/bitstreams/6e28e86b-cf11-466b-b997-6e943b9d6376/content</w:t>
+          <w:t>https://www.fao.org/3/a1552s/a1552s00.htm</w:t>
         </w:r>
       </w:hyperlink>
     </w:p>
@@ -13041,6 +13043,7 @@
     <w:p/>
     <w:p>
       <w:r>
+        <w:lastRenderedPageBreak/>
         <w:t xml:space="preserve">Ministerio de Salud y Protección Social. (2002). Decreto 60 de 2002. Por el cual se promueve la aplicación del Sistema de Análisis de Peligros y Puntos Críticos de Control (HACCP) en las fábricas de alimentos y se reglamenta el proceso de certificación. Diario Oficial No. 44.698. Recuperado de </w:t>
       </w:r>
       <w:hyperlink r:id="rId23" w:history="1">
@@ -20564,6 +20567,7 @@
   <w:style w:type="character" w:default="1" w:styleId="Fuentedeprrafopredeter">
     <w:name w:val="Default Paragraph Font"/>
     <w:uiPriority w:val="1"/>
+    <w:semiHidden/>
     <w:unhideWhenUsed/>
   </w:style>
   <w:style w:type="table" w:default="1" w:styleId="Tablanormal">
@@ -21819,26 +21823,6 @@
 </file>
 
 <file path=customXml/item2.xml><?xml version="1.0" encoding="utf-8"?>
-<?mso-contentType ?>
-<FormTemplates xmlns="http://schemas.microsoft.com/sharepoint/v3/contenttype/forms">
-  <Display>DocumentLibraryForm</Display>
-  <Edit>DocumentLibraryForm</Edit>
-  <New>DocumentLibraryForm</New>
-</FormTemplates>
-</file>
-
-<file path=customXml/item3.xml><?xml version="1.0" encoding="utf-8"?>
-<p:properties xmlns:p="http://schemas.microsoft.com/office/2006/metadata/properties" xmlns:xsi="http://www.w3.org/2001/XMLSchema-instance" xmlns:pc="http://schemas.microsoft.com/office/infopath/2007/PartnerControls">
-  <documentManagement>
-    <TaxCatchAll xmlns="67a0edcd-0de5-43ed-8c27-e32f38a00c91" xsi:nil="true"/>
-    <lcf76f155ced4ddcb4097134ff3c332f xmlns="42760c81-fd8e-4d59-8953-7cdb9f38b14f">
-      <Terms xmlns="http://schemas.microsoft.com/office/infopath/2007/PartnerControls"/>
-    </lcf76f155ced4ddcb4097134ff3c332f>
-  </documentManagement>
-</p:properties>
-</file>
-
-<file path=customXml/item4.xml><?xml version="1.0" encoding="utf-8"?>
 <ct:contentTypeSchema xmlns:ct="http://schemas.microsoft.com/office/2006/metadata/contentType" xmlns:ma="http://schemas.microsoft.com/office/2006/metadata/properties/metaAttributes" ct:_="" ma:_="" ma:contentTypeName="Documento" ma:contentTypeID="0x01010005252A1EF3BD024F856B47B579AB5244" ma:contentTypeVersion="13" ma:contentTypeDescription="Crear nuevo documento." ma:contentTypeScope="" ma:versionID="ddfaac56a287547bce89452cd31c5884">
   <xsd:schema xmlns:xsd="http://www.w3.org/2001/XMLSchema" xmlns:xs="http://www.w3.org/2001/XMLSchema" xmlns:p="http://schemas.microsoft.com/office/2006/metadata/properties" xmlns:ns2="42760c81-fd8e-4d59-8953-7cdb9f38b14f" xmlns:ns3="67a0edcd-0de5-43ed-8c27-e32f38a00c91" targetNamespace="http://schemas.microsoft.com/office/2006/metadata/properties" ma:root="true" ma:fieldsID="5ac878f7c8dbf4633d03f1982e859186" ns2:_="" ns3:_="">
     <xsd:import namespace="42760c81-fd8e-4d59-8953-7cdb9f38b14f"/>
@@ -22045,6 +22029,26 @@
 </ct:contentTypeSchema>
 </file>
 
+<file path=customXml/item3.xml><?xml version="1.0" encoding="utf-8"?>
+<p:properties xmlns:p="http://schemas.microsoft.com/office/2006/metadata/properties" xmlns:xsi="http://www.w3.org/2001/XMLSchema-instance" xmlns:pc="http://schemas.microsoft.com/office/infopath/2007/PartnerControls">
+  <documentManagement>
+    <TaxCatchAll xmlns="67a0edcd-0de5-43ed-8c27-e32f38a00c91" xsi:nil="true"/>
+    <lcf76f155ced4ddcb4097134ff3c332f xmlns="42760c81-fd8e-4d59-8953-7cdb9f38b14f">
+      <Terms xmlns="http://schemas.microsoft.com/office/infopath/2007/PartnerControls"/>
+    </lcf76f155ced4ddcb4097134ff3c332f>
+  </documentManagement>
+</p:properties>
+</file>
+
+<file path=customXml/item4.xml><?xml version="1.0" encoding="utf-8"?>
+<?mso-contentType ?>
+<FormTemplates xmlns="http://schemas.microsoft.com/sharepoint/v3/contenttype/forms">
+  <Display>DocumentLibraryForm</Display>
+  <Edit>DocumentLibraryForm</Edit>
+  <New>DocumentLibraryForm</New>
+</FormTemplates>
+</file>
+
 <file path=customXml/itemProps1.xml><?xml version="1.0" encoding="utf-8"?>
 <ds:datastoreItem xmlns:ds="http://schemas.openxmlformats.org/officeDocument/2006/customXml" ds:itemID="{EAE431FD-7059-4C09-804B-C9D69EB7B213}">
   <ds:schemaRefs>
@@ -22054,9 +22058,20 @@
 </file>
 
 <file path=customXml/itemProps2.xml><?xml version="1.0" encoding="utf-8"?>
-<ds:datastoreItem xmlns:ds="http://schemas.openxmlformats.org/officeDocument/2006/customXml" ds:itemID="{10663269-2064-4804-8290-36D4A57F5557}">
+<ds:datastoreItem xmlns:ds="http://schemas.openxmlformats.org/officeDocument/2006/customXml" ds:itemID="{B142E765-D6F0-49DC-8B63-1958D231AF8E}">
   <ds:schemaRefs>
-    <ds:schemaRef ds:uri="http://schemas.microsoft.com/sharepoint/v3/contenttype/forms"/>
+    <ds:schemaRef ds:uri="http://schemas.microsoft.com/office/2006/metadata/contentType"/>
+    <ds:schemaRef ds:uri="http://schemas.microsoft.com/office/2006/metadata/properties/metaAttributes"/>
+    <ds:schemaRef ds:uri="http://www.w3.org/2001/XMLSchema"/>
+    <ds:schemaRef ds:uri="http://schemas.microsoft.com/office/2006/metadata/properties"/>
+    <ds:schemaRef ds:uri="42760c81-fd8e-4d59-8953-7cdb9f38b14f"/>
+    <ds:schemaRef ds:uri="67a0edcd-0de5-43ed-8c27-e32f38a00c91"/>
+    <ds:schemaRef ds:uri="http://schemas.microsoft.com/office/2006/documentManagement/types"/>
+    <ds:schemaRef ds:uri="http://schemas.microsoft.com/office/infopath/2007/PartnerControls"/>
+    <ds:schemaRef ds:uri="http://schemas.openxmlformats.org/package/2006/metadata/core-properties"/>
+    <ds:schemaRef ds:uri="http://purl.org/dc/elements/1.1/"/>
+    <ds:schemaRef ds:uri="http://purl.org/dc/terms/"/>
+    <ds:schemaRef ds:uri="http://schemas.microsoft.com/internal/obd"/>
   </ds:schemaRefs>
 </ds:datastoreItem>
 </file>
@@ -22073,20 +22088,9 @@
 </file>
 
 <file path=customXml/itemProps4.xml><?xml version="1.0" encoding="utf-8"?>
-<ds:datastoreItem xmlns:ds="http://schemas.openxmlformats.org/officeDocument/2006/customXml" ds:itemID="{B142E765-D6F0-49DC-8B63-1958D231AF8E}">
+<ds:datastoreItem xmlns:ds="http://schemas.openxmlformats.org/officeDocument/2006/customXml" ds:itemID="{10663269-2064-4804-8290-36D4A57F5557}">
   <ds:schemaRefs>
-    <ds:schemaRef ds:uri="http://schemas.microsoft.com/office/2006/metadata/contentType"/>
-    <ds:schemaRef ds:uri="http://schemas.microsoft.com/office/2006/metadata/properties/metaAttributes"/>
-    <ds:schemaRef ds:uri="http://www.w3.org/2001/XMLSchema"/>
-    <ds:schemaRef ds:uri="http://schemas.microsoft.com/office/2006/metadata/properties"/>
-    <ds:schemaRef ds:uri="42760c81-fd8e-4d59-8953-7cdb9f38b14f"/>
-    <ds:schemaRef ds:uri="67a0edcd-0de5-43ed-8c27-e32f38a00c91"/>
-    <ds:schemaRef ds:uri="http://schemas.microsoft.com/office/2006/documentManagement/types"/>
-    <ds:schemaRef ds:uri="http://schemas.microsoft.com/office/infopath/2007/PartnerControls"/>
-    <ds:schemaRef ds:uri="http://schemas.openxmlformats.org/package/2006/metadata/core-properties"/>
-    <ds:schemaRef ds:uri="http://purl.org/dc/elements/1.1/"/>
-    <ds:schemaRef ds:uri="http://purl.org/dc/terms/"/>
-    <ds:schemaRef ds:uri="http://schemas.microsoft.com/internal/obd"/>
+    <ds:schemaRef ds:uri="http://schemas.microsoft.com/sharepoint/v3/contenttype/forms"/>
   </ds:schemaRefs>
 </ds:datastoreItem>
 </file>